--- a/EXPORTS/DOCX/published/niveau0/English/TopLevel.docx
+++ b/EXPORTS/DOCX/published/niveau0/English/TopLevel.docx
@@ -234,97 +234,7 @@
           <w:color w:val="000000"/>
           <w:sz w:val="24"/>
         </w:rPr>
-        <w:t>were created by researchers from the Expert C</w:t>
-      </w:r>
-      <w:r>
-        <w:rPr>
-          <w:u w:val="single" w:color="0000ff"/>
-          <w:rFonts w:ascii="Charis SIL Italic" w:hAnsi="Charis SIL Italic" w:eastAsia="Charis SIL Italic"/>
-          <w:b w:val="0"/>
-          <w:i/>
-          <w:color w:val="000000"/>
-          <w:sz w:val="24"/>
-        </w:rPr>
-        <w:hyperlink r:id="rId9" w:history="1">
-          <w:r>
-            <w:rPr>
-              <w:rStyle w:val="Hyperlink"/>
-            </w:rPr>
-            <w:t>entre Re</w:t>
-          </w:r>
-        </w:hyperlink>
-      </w:r>
-      <w:r>
-        <w:rPr>
-          <w:u w:val="single" w:color="0000ff"/>
-          <w:rFonts w:ascii="Charis SIL Italic" w:hAnsi="Charis SIL Italic" w:eastAsia="Charis SIL Italic"/>
-          <w:b w:val="0"/>
-          <w:i/>
-          <w:color w:val="000000"/>
-          <w:sz w:val="24"/>
-        </w:rPr>
-        <w:hyperlink r:id="rId9" w:history="1">
-          <w:r>
-            <w:rPr>
-              <w:rStyle w:val="Hyperlink"/>
-            </w:rPr>
-            <w:t>s</w:t>
-          </w:r>
-        </w:hyperlink>
-      </w:r>
-      <w:r>
-        <w:rPr>
-          <w:u w:val="single" w:color="0000ff"/>
-          <w:rFonts w:ascii="Charis SIL Italic" w:hAnsi="Charis SIL Italic" w:eastAsia="Charis SIL Italic"/>
-          <w:b w:val="0"/>
-          <w:i/>
-          <w:color w:val="000000"/>
-          <w:sz w:val="24"/>
-        </w:rPr>
-        <w:hyperlink r:id="rId9" w:history="1">
-          <w:r>
-            <w:rPr>
-              <w:rStyle w:val="Hyperlink"/>
-            </w:rPr>
-            <w:t xml:space="preserve">titution of </w:t>
-          </w:r>
-        </w:hyperlink>
-      </w:r>
-      <w:r>
-        <w:rPr>
-          <w:u w:val="single" w:color="0000ff"/>
-          <w:rFonts w:ascii="Charis SIL Italic" w:hAnsi="Charis SIL Italic" w:eastAsia="Charis SIL Italic"/>
-          <w:b w:val="0"/>
-          <w:i/>
-          <w:color w:val="000000"/>
-          <w:sz w:val="24"/>
-        </w:rPr>
-        <w:hyperlink r:id="rId9" w:history="1">
-          <w:r>
-            <w:rPr>
-              <w:rStyle w:val="Hyperlink"/>
-            </w:rPr>
-            <w:t>t</w:t>
-          </w:r>
-        </w:hyperlink>
-      </w:r>
-      <w:r>
-        <w:rPr>
-          <w:u w:val="single" w:color="0000ff"/>
-          <w:rFonts w:ascii="Charis SIL Italic" w:hAnsi="Charis SIL Italic" w:eastAsia="Charis SIL Italic"/>
-          <w:b w:val="0"/>
-          <w:i/>
-          <w:color w:val="000000"/>
-          <w:sz w:val="24"/>
-        </w:rPr>
-        <w:hyperlink r:id="rId9" w:history="1">
-          <w:r>
-            <w:rPr>
-              <w:rStyle w:val="Hyperlink"/>
-            </w:rPr>
-            <w:t xml:space="preserve">he </w:t>
-          </w:r>
-        </w:hyperlink>
+        <w:t xml:space="preserve">were created by researchers from the Expert Centre Restitution of the </w:t>
       </w:r>
       <w:r>
         <w:rPr>

--- a/EXPORTS/DOCX/published/niveau0/English/TopLevel.docx
+++ b/EXPORTS/DOCX/published/niveau0/English/TopLevel.docx
@@ -274,7 +274,7 @@
           <w:sz w:val="24"/>
           <w:u w:val="single"/>
         </w:rPr>
-        <w:hyperlink r:id="rId9" w:history="1">
+        <w:hyperlink r:id="rId10" w:history="1">
           <w:r>
             <w:rPr>
               <w:rStyle w:val="Hyperlink"/>
